--- a/network/file/附件：广州华立学院教案2.docx
+++ b/network/file/附件：广州华立学院教案2.docx
@@ -1455,23 +1455,13 @@
               </w:rPr>
               <w:t>培养</w:t>
             </w:r>
-            <w:proofErr w:type="gramStart"/>
-            <w:r>
-              <w:rPr>
-                <w:rFonts w:ascii="宋体" w:eastAsia="宋体" w:hAnsi="宋体" w:cs="宋体" w:hint="eastAsia"/>
-                <w:color w:val="000000"/>
-                <w:szCs w:val="21"/>
-              </w:rPr>
-              <w:t>技创新</w:t>
-            </w:r>
-            <w:proofErr w:type="gramEnd"/>
-            <w:r>
-              <w:rPr>
-                <w:rFonts w:ascii="宋体" w:eastAsia="宋体" w:hAnsi="宋体" w:cs="宋体" w:hint="eastAsia"/>
-                <w:color w:val="000000"/>
-                <w:szCs w:val="21"/>
-              </w:rPr>
-              <w:t>的责任感和使命感</w:t>
+            <w:r>
+              <w:rPr>
+                <w:rFonts w:ascii="宋体" w:eastAsia="宋体" w:hAnsi="宋体" w:cs="宋体" w:hint="eastAsia"/>
+                <w:color w:val="000000"/>
+                <w:szCs w:val="21"/>
+              </w:rPr>
+              <w:t>技创新的责任感和使命感</w:t>
             </w:r>
             <w:r>
               <w:rPr>
@@ -1847,6 +1837,14 @@
                 <w:color w:val="000000"/>
                 <w:szCs w:val="21"/>
               </w:rPr>
+              <w:t>1.</w:t>
+            </w:r>
+            <w:r>
+              <w:rPr>
+                <w:rFonts w:ascii="宋体" w:eastAsia="宋体" w:hAnsi="宋体" w:cs="宋体" w:hint="eastAsia"/>
+                <w:color w:val="000000"/>
+                <w:szCs w:val="21"/>
+              </w:rPr>
               <w:t>比较认真；</w:t>
             </w:r>
           </w:p>
@@ -1861,6 +1859,14 @@
                 <w:szCs w:val="21"/>
               </w:rPr>
             </w:pPr>
+            <w:r>
+              <w:rPr>
+                <w:rFonts w:ascii="宋体" w:eastAsia="宋体" w:hAnsi="宋体" w:cs="宋体" w:hint="eastAsia"/>
+                <w:color w:val="000000"/>
+                <w:szCs w:val="21"/>
+              </w:rPr>
+              <w:t>2.</w:t>
+            </w:r>
             <w:r>
               <w:rPr>
                 <w:rFonts w:ascii="宋体" w:eastAsia="宋体" w:hAnsi="宋体" w:cs="宋体" w:hint="eastAsia"/>
@@ -1960,7 +1966,7 @@
           <w:p>
             <w:pPr>
               <w:rPr>
-                <w:rFonts w:ascii="宋体" w:eastAsia="宋体" w:hAnsi="宋体" w:cs="宋体"/>
+                <w:rFonts w:ascii="宋体" w:eastAsia="宋体" w:hAnsi="宋体" w:cs="宋体" w:hint="eastAsia"/>
                 <w:color w:val="000000"/>
                 <w:szCs w:val="21"/>
               </w:rPr>
@@ -2004,15 +2010,7 @@
                 <w:color w:val="000000"/>
                 <w:szCs w:val="21"/>
               </w:rPr>
-              <w:t>2.</w:t>
-            </w:r>
-            <w:r>
-              <w:rPr>
-                <w:rFonts w:ascii="宋体" w:eastAsia="宋体" w:hAnsi="宋体" w:cs="宋体" w:hint="eastAsia"/>
-                <w:color w:val="000000"/>
-                <w:szCs w:val="21"/>
-              </w:rPr>
-              <w:t>用户数据报 UDP</w:t>
+              <w:t>2.用户数据报 UDP</w:t>
             </w:r>
             <w:r>
               <w:rPr>
@@ -2563,7 +2561,7 @@
                 <w:noProof/>
               </w:rPr>
               <w:drawing>
-                <wp:inline distT="0" distB="0" distL="0" distR="0" wp14:anchorId="16FC6611" wp14:editId="3E819571">
+                <wp:inline distT="0" distB="0" distL="0" distR="0" wp14:anchorId="16FC6611" wp14:editId="5C46FDBD">
                   <wp:extent cx="2384316" cy="1146412"/>
                   <wp:effectExtent l="0" t="0" r="0" b="0"/>
                   <wp:docPr id="2039349209" name="图片 1"/>
@@ -2901,7 +2899,6 @@
                 <w:szCs w:val="21"/>
               </w:rPr>
             </w:pPr>
-            <w:proofErr w:type="gramStart"/>
             <w:r>
               <w:rPr>
                 <w:rFonts w:ascii="宋体" w:eastAsia="宋体" w:hAnsi="宋体" w:cs="宋体" w:hint="eastAsia"/>
@@ -2916,130 +2913,111 @@
                 <w:color w:val="000000"/>
                 <w:szCs w:val="21"/>
               </w:rPr>
-              <w:t>Transmission</w:t>
-            </w:r>
-            <w:proofErr w:type="gramEnd"/>
+              <w:t>Transmission Control Protocol</w:t>
+            </w:r>
+          </w:p>
+          <w:p>
+            <w:pPr>
+              <w:jc w:val="left"/>
+              <w:rPr>
+                <w:rFonts w:ascii="宋体" w:eastAsia="宋体" w:hAnsi="宋体" w:cs="宋体" w:hint="eastAsia"/>
+                <w:color w:val="000000"/>
+                <w:szCs w:val="21"/>
+              </w:rPr>
+            </w:pPr>
+            <w:r>
+              <w:rPr>
+                <w:rFonts w:ascii="宋体" w:eastAsia="宋体" w:hAnsi="宋体" w:cs="宋体" w:hint="eastAsia"/>
+                <w:color w:val="000000"/>
+                <w:szCs w:val="21"/>
+              </w:rPr>
+              <w:t>.</w:t>
+            </w:r>
+            <w:r>
+              <w:rPr>
+                <w:rFonts w:ascii="宋体" w:eastAsia="宋体" w:hAnsi="宋体" w:cs="宋体" w:hint="eastAsia"/>
+                <w:color w:val="000000"/>
+                <w:szCs w:val="21"/>
+              </w:rPr>
+              <w:t>传输控制协议</w:t>
+            </w:r>
+          </w:p>
+          <w:p>
+            <w:pPr>
+              <w:jc w:val="left"/>
+              <w:rPr>
+                <w:rFonts w:ascii="宋体" w:eastAsia="宋体" w:hAnsi="宋体" w:cs="宋体" w:hint="eastAsia"/>
+                <w:color w:val="000000"/>
+                <w:szCs w:val="21"/>
+              </w:rPr>
+            </w:pPr>
+            <w:r>
+              <w:rPr>
+                <w:rFonts w:ascii="宋体" w:eastAsia="宋体" w:hAnsi="宋体" w:cs="宋体" w:hint="eastAsia"/>
+                <w:color w:val="000000"/>
+                <w:szCs w:val="21"/>
+              </w:rPr>
+              <w:t>.</w:t>
+            </w:r>
+            <w:r>
+              <w:rPr>
+                <w:rFonts w:ascii="宋体" w:eastAsia="宋体" w:hAnsi="宋体" w:cs="宋体" w:hint="eastAsia"/>
+                <w:color w:val="000000"/>
+                <w:szCs w:val="21"/>
+              </w:rPr>
+              <w:t>可靠信道</w:t>
+            </w:r>
+          </w:p>
+          <w:p>
+            <w:pPr>
+              <w:jc w:val="left"/>
+              <w:rPr>
+                <w:rFonts w:ascii="宋体" w:eastAsia="宋体" w:hAnsi="宋体" w:cs="宋体" w:hint="eastAsia"/>
+                <w:color w:val="000000"/>
+                <w:szCs w:val="21"/>
+              </w:rPr>
+            </w:pPr>
+            <w:r>
+              <w:rPr>
+                <w:rFonts w:ascii="宋体" w:eastAsia="宋体" w:hAnsi="宋体" w:cs="宋体" w:hint="eastAsia"/>
+                <w:color w:val="000000"/>
+                <w:szCs w:val="21"/>
+              </w:rPr>
+              <w:t>3.2</w:t>
+            </w:r>
+            <w:r>
+              <w:rPr>
+                <w:rFonts w:ascii="宋体" w:eastAsia="宋体" w:hAnsi="宋体" w:cs="宋体" w:hint="eastAsia"/>
+                <w:color w:val="000000"/>
+                <w:szCs w:val="21"/>
+              </w:rPr>
+              <w:t>无连接的 UDP</w:t>
+            </w:r>
+          </w:p>
+          <w:p>
+            <w:pPr>
+              <w:jc w:val="left"/>
+              <w:rPr>
+                <w:rFonts w:ascii="宋体" w:eastAsia="宋体" w:hAnsi="宋体" w:cs="宋体" w:hint="eastAsia"/>
+                <w:color w:val="000000"/>
+                <w:szCs w:val="21"/>
+              </w:rPr>
+            </w:pPr>
+            <w:r>
+              <w:rPr>
+                <w:rFonts w:ascii="宋体" w:eastAsia="宋体" w:hAnsi="宋体" w:cs="宋体" w:hint="eastAsia"/>
+                <w:color w:val="000000"/>
+                <w:szCs w:val="21"/>
+              </w:rPr>
+              <w:t>.</w:t>
+            </w:r>
             <w:r>
               <w:rPr>
                 <w:rFonts w:ascii="宋体" w:eastAsia="宋体" w:hAnsi="宋体" w:cs="宋体"/>
                 <w:color w:val="000000"/>
                 <w:szCs w:val="21"/>
               </w:rPr>
-              <w:t xml:space="preserve"> Control Protocol</w:t>
-            </w:r>
-          </w:p>
-          <w:p>
-            <w:pPr>
-              <w:jc w:val="left"/>
-              <w:rPr>
-                <w:rFonts w:ascii="宋体" w:eastAsia="宋体" w:hAnsi="宋体" w:cs="宋体" w:hint="eastAsia"/>
-                <w:color w:val="000000"/>
-                <w:szCs w:val="21"/>
-              </w:rPr>
-            </w:pPr>
-            <w:r>
-              <w:rPr>
-                <w:rFonts w:ascii="宋体" w:eastAsia="宋体" w:hAnsi="宋体" w:cs="宋体" w:hint="eastAsia"/>
-                <w:color w:val="000000"/>
-                <w:szCs w:val="21"/>
-              </w:rPr>
-              <w:t>.</w:t>
-            </w:r>
-            <w:r>
-              <w:rPr>
-                <w:rFonts w:ascii="宋体" w:eastAsia="宋体" w:hAnsi="宋体" w:cs="宋体" w:hint="eastAsia"/>
-                <w:color w:val="000000"/>
-                <w:szCs w:val="21"/>
-              </w:rPr>
-              <w:t>传输控制协议</w:t>
-            </w:r>
-          </w:p>
-          <w:p>
-            <w:pPr>
-              <w:jc w:val="left"/>
-              <w:rPr>
-                <w:rFonts w:ascii="宋体" w:eastAsia="宋体" w:hAnsi="宋体" w:cs="宋体" w:hint="eastAsia"/>
-                <w:color w:val="000000"/>
-                <w:szCs w:val="21"/>
-              </w:rPr>
-            </w:pPr>
-            <w:r>
-              <w:rPr>
-                <w:rFonts w:ascii="宋体" w:eastAsia="宋体" w:hAnsi="宋体" w:cs="宋体" w:hint="eastAsia"/>
-                <w:color w:val="000000"/>
-                <w:szCs w:val="21"/>
-              </w:rPr>
-              <w:t>.</w:t>
-            </w:r>
-            <w:r>
-              <w:rPr>
-                <w:rFonts w:ascii="宋体" w:eastAsia="宋体" w:hAnsi="宋体" w:cs="宋体" w:hint="eastAsia"/>
-                <w:color w:val="000000"/>
-                <w:szCs w:val="21"/>
-              </w:rPr>
-              <w:t>可靠信道</w:t>
-            </w:r>
-          </w:p>
-          <w:p>
-            <w:pPr>
-              <w:jc w:val="left"/>
-              <w:rPr>
-                <w:rFonts w:ascii="宋体" w:eastAsia="宋体" w:hAnsi="宋体" w:cs="宋体" w:hint="eastAsia"/>
-                <w:color w:val="000000"/>
-                <w:szCs w:val="21"/>
-              </w:rPr>
-            </w:pPr>
-            <w:r>
-              <w:rPr>
-                <w:rFonts w:ascii="宋体" w:eastAsia="宋体" w:hAnsi="宋体" w:cs="宋体" w:hint="eastAsia"/>
-                <w:color w:val="000000"/>
-                <w:szCs w:val="21"/>
-              </w:rPr>
-              <w:t>3.2</w:t>
-            </w:r>
-            <w:r>
-              <w:rPr>
-                <w:rFonts w:ascii="宋体" w:eastAsia="宋体" w:hAnsi="宋体" w:cs="宋体" w:hint="eastAsia"/>
-                <w:color w:val="000000"/>
-                <w:szCs w:val="21"/>
-              </w:rPr>
-              <w:t>无连接的 UDP</w:t>
-            </w:r>
-          </w:p>
-          <w:p>
-            <w:pPr>
-              <w:jc w:val="left"/>
-              <w:rPr>
-                <w:rFonts w:ascii="宋体" w:eastAsia="宋体" w:hAnsi="宋体" w:cs="宋体" w:hint="eastAsia"/>
-                <w:color w:val="000000"/>
-                <w:szCs w:val="21"/>
-              </w:rPr>
-            </w:pPr>
-            <w:proofErr w:type="gramStart"/>
-            <w:r>
-              <w:rPr>
-                <w:rFonts w:ascii="宋体" w:eastAsia="宋体" w:hAnsi="宋体" w:cs="宋体" w:hint="eastAsia"/>
-                <w:color w:val="000000"/>
-                <w:szCs w:val="21"/>
-              </w:rPr>
-              <w:t>.</w:t>
-            </w:r>
-            <w:r>
-              <w:rPr>
-                <w:rFonts w:ascii="宋体" w:eastAsia="宋体" w:hAnsi="宋体" w:cs="宋体"/>
-                <w:color w:val="000000"/>
-                <w:szCs w:val="21"/>
-              </w:rPr>
-              <w:t>User</w:t>
-            </w:r>
-            <w:proofErr w:type="gramEnd"/>
-            <w:r>
-              <w:rPr>
-                <w:rFonts w:ascii="宋体" w:eastAsia="宋体" w:hAnsi="宋体" w:cs="宋体"/>
-                <w:color w:val="000000"/>
-                <w:szCs w:val="21"/>
-              </w:rPr>
-              <w:t xml:space="preserve"> Datagram Protocol</w:t>
+              <w:t>User Datagram Protocol</w:t>
             </w:r>
           </w:p>
           <w:p>
@@ -3343,7 +3321,7 @@
                 <w:color w:val="000000"/>
                 <w:szCs w:val="21"/>
               </w:rPr>
-              <w:t>是一种软件地址，用于标识同一台主机上的不同 应用程序进程</w:t>
+              <w:t>是一种软件地址，用于标识同一台主机上的不同应用程序进程</w:t>
             </w:r>
           </w:p>
           <w:p>
@@ -3650,7 +3628,7 @@
             <w:pPr>
               <w:jc w:val="left"/>
               <w:rPr>
-                <w:rFonts w:ascii="宋体" w:eastAsia="宋体" w:hAnsi="宋体" w:cs="宋体"/>
+                <w:rFonts w:ascii="宋体" w:eastAsia="宋体" w:hAnsi="宋体" w:cs="宋体" w:hint="eastAsia"/>
                 <w:color w:val="000000"/>
                 <w:szCs w:val="21"/>
               </w:rPr>
@@ -3710,7 +3688,7 @@
             <w:pPr>
               <w:jc w:val="left"/>
               <w:rPr>
-                <w:rFonts w:ascii="宋体" w:eastAsia="宋体" w:hAnsi="宋体" w:cs="宋体"/>
+                <w:rFonts w:ascii="宋体" w:eastAsia="宋体" w:hAnsi="宋体" w:cs="宋体" w:hint="eastAsia"/>
                 <w:color w:val="000000"/>
                 <w:szCs w:val="21"/>
               </w:rPr>
@@ -3762,7 +3740,7 @@
             <w:pPr>
               <w:jc w:val="left"/>
               <w:rPr>
-                <w:rFonts w:ascii="宋体" w:eastAsia="宋体" w:hAnsi="宋体" w:cs="宋体"/>
+                <w:rFonts w:ascii="宋体" w:eastAsia="宋体" w:hAnsi="宋体" w:cs="宋体" w:hint="eastAsia"/>
                 <w:color w:val="000000"/>
                 <w:szCs w:val="21"/>
               </w:rPr>
@@ -3788,7 +3766,7 @@
             <w:pPr>
               <w:jc w:val="left"/>
               <w:rPr>
-                <w:rFonts w:ascii="宋体" w:eastAsia="宋体" w:hAnsi="宋体" w:cs="宋体"/>
+                <w:rFonts w:ascii="宋体" w:eastAsia="宋体" w:hAnsi="宋体" w:cs="宋体" w:hint="eastAsia"/>
                 <w:color w:val="000000"/>
                 <w:szCs w:val="21"/>
               </w:rPr>
@@ -3891,7 +3869,7 @@
             <w:pPr>
               <w:jc w:val="left"/>
               <w:rPr>
-                <w:rFonts w:ascii="宋体" w:eastAsia="宋体" w:hAnsi="宋体" w:cs="宋体"/>
+                <w:rFonts w:ascii="宋体" w:eastAsia="宋体" w:hAnsi="宋体" w:cs="宋体" w:hint="eastAsia"/>
                 <w:color w:val="000000"/>
                 <w:szCs w:val="21"/>
               </w:rPr>
@@ -4013,7 +3991,7 @@
             <w:pPr>
               <w:jc w:val="left"/>
               <w:rPr>
-                <w:rFonts w:ascii="宋体" w:eastAsia="宋体" w:hAnsi="宋体" w:cs="宋体"/>
+                <w:rFonts w:ascii="宋体" w:eastAsia="宋体" w:hAnsi="宋体" w:cs="宋体" w:hint="eastAsia"/>
                 <w:color w:val="000000"/>
                 <w:szCs w:val="21"/>
               </w:rPr>
@@ -4067,7 +4045,7 @@
             <w:pPr>
               <w:jc w:val="left"/>
               <w:rPr>
-                <w:rFonts w:ascii="宋体" w:eastAsia="宋体" w:hAnsi="宋体" w:cs="宋体"/>
+                <w:rFonts w:ascii="宋体" w:eastAsia="宋体" w:hAnsi="宋体" w:cs="宋体" w:hint="eastAsia"/>
                 <w:color w:val="000000"/>
                 <w:szCs w:val="21"/>
               </w:rPr>
@@ -4085,7 +4063,7 @@
             <w:pPr>
               <w:jc w:val="left"/>
               <w:rPr>
-                <w:rFonts w:ascii="宋体" w:eastAsia="宋体" w:hAnsi="宋体" w:cs="宋体"/>
+                <w:rFonts w:ascii="宋体" w:eastAsia="宋体" w:hAnsi="宋体" w:cs="宋体" w:hint="eastAsia"/>
                 <w:color w:val="000000"/>
                 <w:szCs w:val="21"/>
               </w:rPr>
@@ -4103,7 +4081,7 @@
             <w:pPr>
               <w:jc w:val="center"/>
               <w:rPr>
-                <w:rFonts w:ascii="宋体" w:eastAsia="宋体" w:hAnsi="宋体" w:cs="宋体"/>
+                <w:rFonts w:ascii="宋体" w:eastAsia="宋体" w:hAnsi="宋体" w:cs="宋体" w:hint="eastAsia"/>
                 <w:color w:val="000000"/>
                 <w:szCs w:val="21"/>
               </w:rPr>
@@ -4153,7 +4131,7 @@
             <w:pPr>
               <w:jc w:val="left"/>
               <w:rPr>
-                <w:rFonts w:ascii="宋体" w:eastAsia="宋体" w:hAnsi="宋体" w:cs="宋体"/>
+                <w:rFonts w:ascii="宋体" w:eastAsia="宋体" w:hAnsi="宋体" w:cs="宋体" w:hint="eastAsia"/>
                 <w:color w:val="000000"/>
                 <w:szCs w:val="21"/>
               </w:rPr>
@@ -4221,7 +4199,7 @@
             <w:pPr>
               <w:jc w:val="left"/>
               <w:rPr>
-                <w:rFonts w:ascii="宋体" w:eastAsia="宋体" w:hAnsi="宋体" w:cs="宋体"/>
+                <w:rFonts w:ascii="宋体" w:eastAsia="宋体" w:hAnsi="宋体" w:cs="宋体" w:hint="eastAsia"/>
                 <w:color w:val="000000"/>
                 <w:szCs w:val="21"/>
               </w:rPr>
@@ -4283,7 +4261,7 @@
             <w:pPr>
               <w:jc w:val="left"/>
               <w:rPr>
-                <w:rFonts w:ascii="宋体" w:eastAsia="宋体" w:hAnsi="宋体" w:cs="宋体"/>
+                <w:rFonts w:ascii="宋体" w:eastAsia="宋体" w:hAnsi="宋体" w:cs="宋体" w:hint="eastAsia"/>
                 <w:color w:val="000000"/>
                 <w:szCs w:val="21"/>
               </w:rPr>
@@ -4301,7 +4279,7 @@
             <w:pPr>
               <w:jc w:val="center"/>
               <w:rPr>
-                <w:rFonts w:ascii="宋体" w:eastAsia="宋体" w:hAnsi="宋体" w:cs="宋体"/>
+                <w:rFonts w:ascii="宋体" w:eastAsia="宋体" w:hAnsi="宋体" w:cs="宋体" w:hint="eastAsia"/>
                 <w:color w:val="000000"/>
                 <w:szCs w:val="21"/>
               </w:rPr>
@@ -4395,7 +4373,7 @@
             <w:pPr>
               <w:jc w:val="left"/>
               <w:rPr>
-                <w:rFonts w:ascii="宋体" w:eastAsia="宋体" w:hAnsi="宋体" w:cs="宋体"/>
+                <w:rFonts w:ascii="宋体" w:eastAsia="宋体" w:hAnsi="宋体" w:cs="宋体" w:hint="eastAsia"/>
                 <w:color w:val="000000"/>
                 <w:szCs w:val="21"/>
               </w:rPr>
@@ -5085,18 +5063,8 @@
                 <w:color w:val="000000"/>
                 <w:szCs w:val="21"/>
               </w:rPr>
-              <w:t xml:space="preserve">物联网 - </w:t>
-            </w:r>
-            <w:proofErr w:type="spellStart"/>
-            <w:r>
-              <w:rPr>
-                <w:rFonts w:ascii="宋体" w:eastAsia="宋体" w:hAnsi="宋体" w:cs="宋体" w:hint="eastAsia"/>
-                <w:color w:val="000000"/>
-                <w:szCs w:val="21"/>
-              </w:rPr>
-              <w:t>ioT</w:t>
-            </w:r>
-            <w:proofErr w:type="spellEnd"/>
+              <w:t>物联网 - ioT</w:t>
+            </w:r>
           </w:p>
           <w:p>
             <w:pPr>
@@ -5297,23 +5265,13 @@
               </w:rPr>
               <w:t>.</w:t>
             </w:r>
-            <w:proofErr w:type="gramStart"/>
-            <w:r>
-              <w:rPr>
-                <w:rFonts w:ascii="宋体" w:eastAsia="宋体" w:hAnsi="宋体" w:cs="宋体" w:hint="eastAsia"/>
-                <w:color w:val="000000"/>
-                <w:szCs w:val="21"/>
-              </w:rPr>
-              <w:t>不</w:t>
-            </w:r>
-            <w:proofErr w:type="gramEnd"/>
-            <w:r>
-              <w:rPr>
-                <w:rFonts w:ascii="宋体" w:eastAsia="宋体" w:hAnsi="宋体" w:cs="宋体" w:hint="eastAsia"/>
-                <w:color w:val="000000"/>
-                <w:szCs w:val="21"/>
-              </w:rPr>
-              <w:t>重组 reassembling</w:t>
+            <w:r>
+              <w:rPr>
+                <w:rFonts w:ascii="宋体" w:eastAsia="宋体" w:hAnsi="宋体" w:cs="宋体" w:hint="eastAsia"/>
+                <w:color w:val="000000"/>
+                <w:szCs w:val="21"/>
+              </w:rPr>
+              <w:t>不重组 reassembling</w:t>
             </w:r>
           </w:p>
           <w:p>
@@ -5597,25 +5555,7 @@
                 <w:color w:val="000000"/>
                 <w:szCs w:val="21"/>
               </w:rPr>
-              <w:t>在需要对方回信时选用。不需要时</w:t>
-            </w:r>
-            <w:proofErr w:type="gramStart"/>
-            <w:r>
-              <w:rPr>
-                <w:rFonts w:ascii="宋体" w:eastAsia="宋体" w:hAnsi="宋体" w:cs="宋体" w:hint="eastAsia"/>
-                <w:color w:val="000000"/>
-                <w:szCs w:val="21"/>
-              </w:rPr>
-              <w:t>可用全</w:t>
-            </w:r>
-            <w:proofErr w:type="gramEnd"/>
-            <w:r>
-              <w:rPr>
-                <w:rFonts w:ascii="宋体" w:eastAsia="宋体" w:hAnsi="宋体" w:cs="宋体" w:hint="eastAsia"/>
-                <w:color w:val="000000"/>
-                <w:szCs w:val="21"/>
-              </w:rPr>
-              <w:t xml:space="preserve"> 0</w:t>
+              <w:t>在需要对方回信时选用。不需要时可用全 0</w:t>
             </w:r>
           </w:p>
           <w:p>
@@ -5833,23 +5773,13 @@
               </w:rPr>
               <w:t>：</w:t>
             </w:r>
-            <w:proofErr w:type="gramStart"/>
-            <w:r>
-              <w:rPr>
-                <w:rFonts w:ascii="宋体" w:eastAsia="宋体" w:hAnsi="宋体" w:cs="宋体" w:hint="eastAsia"/>
-                <w:color w:val="000000"/>
-                <w:szCs w:val="21"/>
-              </w:rPr>
-              <w:t>一个源</w:t>
-            </w:r>
-            <w:proofErr w:type="gramEnd"/>
-            <w:r>
-              <w:rPr>
-                <w:rFonts w:ascii="宋体" w:eastAsia="宋体" w:hAnsi="宋体" w:cs="宋体" w:hint="eastAsia"/>
-                <w:color w:val="000000"/>
-                <w:szCs w:val="21"/>
-              </w:rPr>
-              <w:t>端口 → 多个目的端</w:t>
+            <w:r>
+              <w:rPr>
+                <w:rFonts w:ascii="宋体" w:eastAsia="宋体" w:hAnsi="宋体" w:cs="宋体" w:hint="eastAsia"/>
+                <w:color w:val="000000"/>
+                <w:szCs w:val="21"/>
+              </w:rPr>
+              <w:t>一个源端口 → 多个目的端</w:t>
             </w:r>
           </w:p>
           <w:p>
@@ -5956,23 +5886,13 @@
               </w:rPr>
               <w:t>：</w:t>
             </w:r>
-            <w:proofErr w:type="gramStart"/>
-            <w:r>
-              <w:rPr>
-                <w:rFonts w:ascii="宋体" w:eastAsia="宋体" w:hAnsi="宋体" w:cs="宋体" w:hint="eastAsia"/>
-                <w:color w:val="000000"/>
-                <w:szCs w:val="21"/>
-              </w:rPr>
-              <w:t>多个源</w:t>
-            </w:r>
-            <w:proofErr w:type="gramEnd"/>
-            <w:r>
-              <w:rPr>
-                <w:rFonts w:ascii="宋体" w:eastAsia="宋体" w:hAnsi="宋体" w:cs="宋体" w:hint="eastAsia"/>
-                <w:color w:val="000000"/>
-                <w:szCs w:val="21"/>
-              </w:rPr>
-              <w:t>端口 → 一个目的端口</w:t>
+            <w:r>
+              <w:rPr>
+                <w:rFonts w:ascii="宋体" w:eastAsia="宋体" w:hAnsi="宋体" w:cs="宋体" w:hint="eastAsia"/>
+                <w:color w:val="000000"/>
+                <w:szCs w:val="21"/>
+              </w:rPr>
+              <w:t>多个源端口 → 一个目的端口</w:t>
             </w:r>
           </w:p>
           <w:p>
@@ -6168,25 +6088,7 @@
                 <w:color w:val="000000"/>
                 <w:szCs w:val="21"/>
               </w:rPr>
-              <w:t>传输</w:t>
-            </w:r>
-            <w:proofErr w:type="gramStart"/>
-            <w:r>
-              <w:rPr>
-                <w:rFonts w:ascii="宋体" w:eastAsia="宋体" w:hAnsi="宋体" w:cs="宋体" w:hint="eastAsia"/>
-                <w:color w:val="000000"/>
-                <w:szCs w:val="21"/>
-              </w:rPr>
-              <w:t>层任务</w:t>
-            </w:r>
-            <w:proofErr w:type="gramEnd"/>
-            <w:r>
-              <w:rPr>
-                <w:rFonts w:ascii="宋体" w:eastAsia="宋体" w:hAnsi="宋体" w:cs="宋体" w:hint="eastAsia"/>
-                <w:color w:val="000000"/>
-                <w:szCs w:val="21"/>
-              </w:rPr>
-              <w:t>和作用</w:t>
+              <w:t>传输层任务和作用</w:t>
             </w:r>
             <w:r>
               <w:rPr>
